--- a/docs/cahiers/Cahier_activites_Optique1_Chapitre1.docx
+++ b/docs/cahiers/Cahier_activites_Optique1_Chapitre1.docx
@@ -613,6 +613,29 @@
           <w:sz w:val="22"/>
           <w:szCs w:val="22"/>
         </w:rPr>
+        <w:t xml:space="preserve">Les objectifs spécifiques (OS) et les codes des activités sont ceux du syllabus de l’EC LPCI1221 : par exemple, A21 est la première activité de l’OS2 ; B1 est le bilan du chapitre.</w:t>
+      </w:r>
+    </w:p>
+    <w:p>
+      <w:pPr>
+        <w:spacing w:before="0" w:after="50" w:line="252" w:lineRule="auto"/>
+        <w:ind w:left="284" w:hanging="284"/>
+        <w:jc w:val="both"/>
+      </w:pPr>
+      <w:r>
+        <w:rPr>
+          <w:rFonts w:ascii="Tahoma" w:hAnsi="Tahoma" w:cs="Tahoma" w:eastAsia="Arial Unicode MS"/>
+          <w:sz w:val="22"/>
+          <w:szCs w:val="22"/>
+        </w:rPr>
+        <w:t xml:space="preserve">• </w:t>
+      </w:r>
+      <w:r>
+        <w:rPr>
+          <w:rFonts w:ascii="Tahoma" w:hAnsi="Tahoma" w:cs="Tahoma" w:eastAsia="Arial Unicode MS"/>
+          <w:sz w:val="22"/>
+          <w:szCs w:val="22"/>
+        </w:rPr>
         <w:t xml:space="preserve">Tous les documents cités (support de cours, diaporama, série de TD et corrigé, quiz, exercices d’entraînement, simulations, TP) se trouvent sur la plateforme physiquefacile.github.io.</w:t>
       </w:r>
     </w:p>
@@ -631,7 +654,7 @@
           <w:szCs w:val="24"/>
           <w:u w:val="single"/>
         </w:rPr>
-        <w:t xml:space="preserve">Objectifs spécifiques du chapitre</w:t>
+        <w:t xml:space="preserve">Objectifs spécifiques du syllabus visés (LPCI1221)</w:t>
       </w:r>
     </w:p>
     <w:p>
@@ -654,7 +677,7 @@
           <w:sz w:val="22"/>
           <w:szCs w:val="22"/>
         </w:rPr>
-        <w:t xml:space="preserve">Situer l’optique géométrique et connaître son domaine de validité.</w:t>
+        <w:t xml:space="preserve">Énoncer les principes fondamentaux de l’optique géométrique.</w:t>
       </w:r>
     </w:p>
     <w:p>
@@ -677,6 +700,70 @@
           <w:sz w:val="22"/>
           <w:szCs w:val="22"/>
         </w:rPr>
+        <w:t xml:space="preserve">Appliquer les lois de Snell-Descartes à la réflexion et à la réfraction.</w:t>
+      </w:r>
+    </w:p>
+    <w:p>
+      <w:pPr>
+        <w:keepNext/>
+        <w:spacing w:before="150" w:after="70" w:line="252" w:lineRule="auto"/>
+        <w:jc w:val="left"/>
+      </w:pPr>
+      <w:r>
+        <w:rPr>
+          <w:rFonts w:ascii="Tahoma" w:hAnsi="Tahoma" w:cs="Tahoma" w:eastAsia="Arial Unicode MS"/>
+          <w:b/>
+          <w:bCs/>
+          <w:sz w:val="24"/>
+          <w:szCs w:val="24"/>
+          <w:u w:val="single"/>
+        </w:rPr>
+        <w:t xml:space="preserve">Résultats d’apprentissage attendus du chapitre</w:t>
+      </w:r>
+    </w:p>
+    <w:p>
+      <w:pPr>
+        <w:spacing w:before="0" w:after="50" w:line="252" w:lineRule="auto"/>
+        <w:ind w:left="680" w:hanging="680"/>
+        <w:jc w:val="both"/>
+      </w:pPr>
+      <w:r>
+        <w:rPr>
+          <w:rFonts w:ascii="Tahoma" w:hAnsi="Tahoma" w:cs="Tahoma" w:eastAsia="Arial Unicode MS"/>
+          <w:sz w:val="22"/>
+          <w:szCs w:val="22"/>
+        </w:rPr>
+        <w:t xml:space="preserve">(OS1) </w:t>
+      </w:r>
+      <w:r>
+        <w:rPr>
+          <w:rFonts w:ascii="Tahoma" w:hAnsi="Tahoma" w:cs="Tahoma" w:eastAsia="Arial Unicode MS"/>
+          <w:sz w:val="22"/>
+          <w:szCs w:val="22"/>
+        </w:rPr>
+        <w:t xml:space="preserve">Situer l’optique géométrique et connaître son domaine de validité.</w:t>
+      </w:r>
+    </w:p>
+    <w:p>
+      <w:pPr>
+        <w:spacing w:before="0" w:after="50" w:line="252" w:lineRule="auto"/>
+        <w:ind w:left="680" w:hanging="680"/>
+        <w:jc w:val="both"/>
+      </w:pPr>
+      <w:r>
+        <w:rPr>
+          <w:rFonts w:ascii="Tahoma" w:hAnsi="Tahoma" w:cs="Tahoma" w:eastAsia="Arial Unicode MS"/>
+          <w:sz w:val="22"/>
+          <w:szCs w:val="22"/>
+        </w:rPr>
+        <w:t xml:space="preserve">(OS1) </w:t>
+      </w:r>
+      <w:r>
+        <w:rPr>
+          <w:rFonts w:ascii="Tahoma" w:hAnsi="Tahoma" w:cs="Tahoma" w:eastAsia="Arial Unicode MS"/>
+          <w:sz w:val="22"/>
+          <w:szCs w:val="22"/>
+        </w:rPr>
         <w:t xml:space="preserve">Connaître la nature de la lumière, le spectre visible et les relations λ = cT = c/ν et n = c/v.</w:t>
       </w:r>
     </w:p>
@@ -692,7 +779,7 @@
           <w:sz w:val="22"/>
           <w:szCs w:val="22"/>
         </w:rPr>
-        <w:t xml:space="preserve">OS3 — </w:t>
+        <w:t xml:space="preserve">(OS1) </w:t>
       </w:r>
       <w:r>
         <w:rPr>
@@ -715,7 +802,7 @@
           <w:sz w:val="22"/>
           <w:szCs w:val="22"/>
         </w:rPr>
-        <w:t xml:space="preserve">OS4 — </w:t>
+        <w:t xml:space="preserve">(OS1) </w:t>
       </w:r>
       <w:r>
         <w:rPr>
@@ -738,7 +825,7 @@
           <w:sz w:val="22"/>
           <w:szCs w:val="22"/>
         </w:rPr>
-        <w:t xml:space="preserve">OS5 — </w:t>
+        <w:t xml:space="preserve">(OS2) </w:t>
       </w:r>
       <w:r>
         <w:rPr>
@@ -761,7 +848,7 @@
           <w:sz w:val="22"/>
           <w:szCs w:val="22"/>
         </w:rPr>
-        <w:t xml:space="preserve">OS6 — </w:t>
+        <w:t xml:space="preserve">(OS2) </w:t>
       </w:r>
       <w:r>
         <w:rPr>
@@ -1001,7 +1088,7 @@
                 <w:sz w:val="17"/>
                 <w:szCs w:val="17"/>
               </w:rPr>
-              <w:t xml:space="preserve">A1.1</w:t>
+              <w:t xml:space="preserve">A11</w:t>
             </w:r>
           </w:p>
         </w:tc>
@@ -1126,7 +1213,7 @@
                 <w:sz w:val="17"/>
                 <w:szCs w:val="17"/>
               </w:rPr>
-              <w:t xml:space="preserve">A2.1</w:t>
+              <w:t xml:space="preserve">A12</w:t>
             </w:r>
           </w:p>
         </w:tc>
@@ -1166,7 +1253,7 @@
                 <w:sz w:val="17"/>
                 <w:szCs w:val="17"/>
               </w:rPr>
-              <w:t xml:space="preserve">OS2</w:t>
+              <w:t xml:space="preserve">OS1</w:t>
             </w:r>
           </w:p>
         </w:tc>
@@ -1251,7 +1338,7 @@
                 <w:sz w:val="17"/>
                 <w:szCs w:val="17"/>
               </w:rPr>
-              <w:t xml:space="preserve">A3.1</w:t>
+              <w:t xml:space="preserve">A13</w:t>
             </w:r>
           </w:p>
         </w:tc>
@@ -1291,7 +1378,7 @@
                 <w:sz w:val="17"/>
                 <w:szCs w:val="17"/>
               </w:rPr>
-              <w:t xml:space="preserve">OS3</w:t>
+              <w:t xml:space="preserve">OS1</w:t>
             </w:r>
           </w:p>
         </w:tc>
@@ -1376,7 +1463,7 @@
                 <w:sz w:val="17"/>
                 <w:szCs w:val="17"/>
               </w:rPr>
-              <w:t xml:space="preserve">A4.1</w:t>
+              <w:t xml:space="preserve">A14</w:t>
             </w:r>
           </w:p>
         </w:tc>
@@ -1416,7 +1503,7 @@
                 <w:sz w:val="17"/>
                 <w:szCs w:val="17"/>
               </w:rPr>
-              <w:t xml:space="preserve">OS4</w:t>
+              <w:t xml:space="preserve">OS1</w:t>
             </w:r>
           </w:p>
         </w:tc>
@@ -1501,7 +1588,7 @@
                 <w:sz w:val="17"/>
                 <w:szCs w:val="17"/>
               </w:rPr>
-              <w:t xml:space="preserve">A5.1</w:t>
+              <w:t xml:space="preserve">A21</w:t>
             </w:r>
           </w:p>
         </w:tc>
@@ -1541,7 +1628,7 @@
                 <w:sz w:val="17"/>
                 <w:szCs w:val="17"/>
               </w:rPr>
-              <w:t xml:space="preserve">OS5</w:t>
+              <w:t xml:space="preserve">OS2</w:t>
             </w:r>
           </w:p>
         </w:tc>
@@ -1626,7 +1713,7 @@
                 <w:sz w:val="17"/>
                 <w:szCs w:val="17"/>
               </w:rPr>
-              <w:t xml:space="preserve">A6.1</w:t>
+              <w:t xml:space="preserve">A22</w:t>
             </w:r>
           </w:p>
         </w:tc>
@@ -1666,7 +1753,7 @@
                 <w:sz w:val="17"/>
                 <w:szCs w:val="17"/>
               </w:rPr>
-              <w:t xml:space="preserve">OS6</w:t>
+              <w:t xml:space="preserve">OS2</w:t>
             </w:r>
           </w:p>
         </w:tc>
@@ -1751,7 +1838,7 @@
                 <w:sz w:val="17"/>
                 <w:szCs w:val="17"/>
               </w:rPr>
-              <w:t xml:space="preserve">A6.2</w:t>
+              <w:t xml:space="preserve">A23</w:t>
             </w:r>
           </w:p>
         </w:tc>
@@ -1791,7 +1878,7 @@
                 <w:sz w:val="17"/>
                 <w:szCs w:val="17"/>
               </w:rPr>
-              <w:t xml:space="preserve">OS6</w:t>
+              <w:t xml:space="preserve">OS2</w:t>
             </w:r>
           </w:p>
         </w:tc>
@@ -1876,7 +1963,7 @@
                 <w:sz w:val="17"/>
                 <w:szCs w:val="17"/>
               </w:rPr>
-              <w:t xml:space="preserve">A6.3</w:t>
+              <w:t xml:space="preserve">B1</w:t>
             </w:r>
           </w:p>
         </w:tc>
@@ -1916,7 +2003,7 @@
                 <w:sz w:val="17"/>
                 <w:szCs w:val="17"/>
               </w:rPr>
-              <w:t xml:space="preserve">OS1–6</w:t>
+              <w:t xml:space="preserve">OS1, OS2</w:t>
             </w:r>
           </w:p>
         </w:tc>
@@ -2069,7 +2156,7 @@
           </w:tcPr>
           <w:p>
             <w:pPr>
-              <w:spacing w:before="0" w:after="0" w:line="252" w:lineRule="auto"/>
+              <w:spacing w:before="0" w:after="60" w:line="252" w:lineRule="auto"/>
               <w:jc w:val="both"/>
             </w:pPr>
             <w:r>
@@ -2079,6 +2166,30 @@
                 <w:szCs w:val="22"/>
               </w:rPr>
               <w:t xml:space="preserve">OS1 — </w:t>
+            </w:r>
+            <w:r>
+              <w:rPr>
+                <w:rFonts w:ascii="Tahoma" w:hAnsi="Tahoma" w:cs="Tahoma" w:eastAsia="Arial Unicode MS"/>
+                <w:sz w:val="22"/>
+                <w:szCs w:val="22"/>
+              </w:rPr>
+              <w:t xml:space="preserve">Énoncer les principes fondamentaux de l’optique géométrique.</w:t>
+            </w:r>
+          </w:p>
+          <w:p>
+            <w:pPr>
+              <w:spacing w:before="0" w:after="0" w:line="252" w:lineRule="auto"/>
+              <w:jc w:val="both"/>
+            </w:pPr>
+            <w:r>
+              <w:rPr>
+                <w:rFonts w:ascii="Tahoma" w:hAnsi="Tahoma" w:cs="Tahoma" w:eastAsia="Arial Unicode MS"/>
+                <w:b/>
+                <w:bCs/>
+                <w:sz w:val="22"/>
+                <w:szCs w:val="22"/>
+              </w:rPr>
+              <w:t xml:space="preserve">Résultat attendu : </w:t>
             </w:r>
             <w:r>
               <w:rPr>
@@ -2115,7 +2226,7 @@
           <w:sz w:val="24"/>
           <w:szCs w:val="24"/>
         </w:rPr>
-        <w:t xml:space="preserve"> A1.1</w:t>
+        <w:t xml:space="preserve"> A11</w:t>
       </w:r>
     </w:p>
     <w:tbl>
@@ -2682,16 +2793,40 @@
           </w:tcPr>
           <w:p>
             <w:pPr>
-              <w:spacing w:before="0" w:after="0" w:line="252" w:lineRule="auto"/>
-              <w:jc w:val="both"/>
-            </w:pPr>
-            <w:r>
-              <w:rPr>
-                <w:rFonts w:ascii="Tahoma" w:hAnsi="Tahoma" w:cs="Tahoma" w:eastAsia="Arial Unicode MS"/>
-                <w:sz w:val="22"/>
-                <w:szCs w:val="22"/>
-              </w:rPr>
-              <w:t xml:space="preserve">OS2 — </w:t>
+              <w:spacing w:before="0" w:after="60" w:line="252" w:lineRule="auto"/>
+              <w:jc w:val="both"/>
+            </w:pPr>
+            <w:r>
+              <w:rPr>
+                <w:rFonts w:ascii="Tahoma" w:hAnsi="Tahoma" w:cs="Tahoma" w:eastAsia="Arial Unicode MS"/>
+                <w:sz w:val="22"/>
+                <w:szCs w:val="22"/>
+              </w:rPr>
+              <w:t xml:space="preserve">OS1 — </w:t>
+            </w:r>
+            <w:r>
+              <w:rPr>
+                <w:rFonts w:ascii="Tahoma" w:hAnsi="Tahoma" w:cs="Tahoma" w:eastAsia="Arial Unicode MS"/>
+                <w:sz w:val="22"/>
+                <w:szCs w:val="22"/>
+              </w:rPr>
+              <w:t xml:space="preserve">Énoncer les principes fondamentaux de l’optique géométrique.</w:t>
+            </w:r>
+          </w:p>
+          <w:p>
+            <w:pPr>
+              <w:spacing w:before="0" w:after="0" w:line="252" w:lineRule="auto"/>
+              <w:jc w:val="both"/>
+            </w:pPr>
+            <w:r>
+              <w:rPr>
+                <w:rFonts w:ascii="Tahoma" w:hAnsi="Tahoma" w:cs="Tahoma" w:eastAsia="Arial Unicode MS"/>
+                <w:b/>
+                <w:bCs/>
+                <w:sz w:val="22"/>
+                <w:szCs w:val="22"/>
+              </w:rPr>
+              <w:t xml:space="preserve">Résultat attendu : </w:t>
             </w:r>
             <w:r>
               <w:rPr>
@@ -2728,7 +2863,7 @@
           <w:sz w:val="24"/>
           <w:szCs w:val="24"/>
         </w:rPr>
-        <w:t xml:space="preserve"> A2.1</w:t>
+        <w:t xml:space="preserve"> A12</w:t>
       </w:r>
     </w:p>
     <w:tbl>
@@ -3342,16 +3477,40 @@
           </w:tcPr>
           <w:p>
             <w:pPr>
-              <w:spacing w:before="0" w:after="0" w:line="252" w:lineRule="auto"/>
-              <w:jc w:val="both"/>
-            </w:pPr>
-            <w:r>
-              <w:rPr>
-                <w:rFonts w:ascii="Tahoma" w:hAnsi="Tahoma" w:cs="Tahoma" w:eastAsia="Arial Unicode MS"/>
-                <w:sz w:val="22"/>
-                <w:szCs w:val="22"/>
-              </w:rPr>
-              <w:t xml:space="preserve">OS3 — </w:t>
+              <w:spacing w:before="0" w:after="60" w:line="252" w:lineRule="auto"/>
+              <w:jc w:val="both"/>
+            </w:pPr>
+            <w:r>
+              <w:rPr>
+                <w:rFonts w:ascii="Tahoma" w:hAnsi="Tahoma" w:cs="Tahoma" w:eastAsia="Arial Unicode MS"/>
+                <w:sz w:val="22"/>
+                <w:szCs w:val="22"/>
+              </w:rPr>
+              <w:t xml:space="preserve">OS1 — </w:t>
+            </w:r>
+            <w:r>
+              <w:rPr>
+                <w:rFonts w:ascii="Tahoma" w:hAnsi="Tahoma" w:cs="Tahoma" w:eastAsia="Arial Unicode MS"/>
+                <w:sz w:val="22"/>
+                <w:szCs w:val="22"/>
+              </w:rPr>
+              <w:t xml:space="preserve">Énoncer les principes fondamentaux de l’optique géométrique.</w:t>
+            </w:r>
+          </w:p>
+          <w:p>
+            <w:pPr>
+              <w:spacing w:before="0" w:after="0" w:line="252" w:lineRule="auto"/>
+              <w:jc w:val="both"/>
+            </w:pPr>
+            <w:r>
+              <w:rPr>
+                <w:rFonts w:ascii="Tahoma" w:hAnsi="Tahoma" w:cs="Tahoma" w:eastAsia="Arial Unicode MS"/>
+                <w:b/>
+                <w:bCs/>
+                <w:sz w:val="22"/>
+                <w:szCs w:val="22"/>
+              </w:rPr>
+              <w:t xml:space="preserve">Résultat attendu : </w:t>
             </w:r>
             <w:r>
               <w:rPr>
@@ -3388,7 +3547,7 @@
           <w:sz w:val="24"/>
           <w:szCs w:val="24"/>
         </w:rPr>
-        <w:t xml:space="preserve"> A3.1</w:t>
+        <w:t xml:space="preserve"> A13</w:t>
       </w:r>
     </w:p>
     <w:tbl>
@@ -3955,16 +4114,40 @@
           </w:tcPr>
           <w:p>
             <w:pPr>
-              <w:spacing w:before="0" w:after="0" w:line="252" w:lineRule="auto"/>
-              <w:jc w:val="both"/>
-            </w:pPr>
-            <w:r>
-              <w:rPr>
-                <w:rFonts w:ascii="Tahoma" w:hAnsi="Tahoma" w:cs="Tahoma" w:eastAsia="Arial Unicode MS"/>
-                <w:sz w:val="22"/>
-                <w:szCs w:val="22"/>
-              </w:rPr>
-              <w:t xml:space="preserve">OS4 — </w:t>
+              <w:spacing w:before="0" w:after="60" w:line="252" w:lineRule="auto"/>
+              <w:jc w:val="both"/>
+            </w:pPr>
+            <w:r>
+              <w:rPr>
+                <w:rFonts w:ascii="Tahoma" w:hAnsi="Tahoma" w:cs="Tahoma" w:eastAsia="Arial Unicode MS"/>
+                <w:sz w:val="22"/>
+                <w:szCs w:val="22"/>
+              </w:rPr>
+              <w:t xml:space="preserve">OS1 — </w:t>
+            </w:r>
+            <w:r>
+              <w:rPr>
+                <w:rFonts w:ascii="Tahoma" w:hAnsi="Tahoma" w:cs="Tahoma" w:eastAsia="Arial Unicode MS"/>
+                <w:sz w:val="22"/>
+                <w:szCs w:val="22"/>
+              </w:rPr>
+              <w:t xml:space="preserve">Énoncer les principes fondamentaux de l’optique géométrique.</w:t>
+            </w:r>
+          </w:p>
+          <w:p>
+            <w:pPr>
+              <w:spacing w:before="0" w:after="0" w:line="252" w:lineRule="auto"/>
+              <w:jc w:val="both"/>
+            </w:pPr>
+            <w:r>
+              <w:rPr>
+                <w:rFonts w:ascii="Tahoma" w:hAnsi="Tahoma" w:cs="Tahoma" w:eastAsia="Arial Unicode MS"/>
+                <w:b/>
+                <w:bCs/>
+                <w:sz w:val="22"/>
+                <w:szCs w:val="22"/>
+              </w:rPr>
+              <w:t xml:space="preserve">Résultat attendu : </w:t>
             </w:r>
             <w:r>
               <w:rPr>
@@ -4001,7 +4184,7 @@
           <w:sz w:val="24"/>
           <w:szCs w:val="24"/>
         </w:rPr>
-        <w:t xml:space="preserve"> A4.1</w:t>
+        <w:t xml:space="preserve"> A14</w:t>
       </w:r>
     </w:p>
     <w:tbl>
@@ -4671,16 +4854,40 @@
           </w:tcPr>
           <w:p>
             <w:pPr>
-              <w:spacing w:before="0" w:after="0" w:line="252" w:lineRule="auto"/>
-              <w:jc w:val="both"/>
-            </w:pPr>
-            <w:r>
-              <w:rPr>
-                <w:rFonts w:ascii="Tahoma" w:hAnsi="Tahoma" w:cs="Tahoma" w:eastAsia="Arial Unicode MS"/>
-                <w:sz w:val="22"/>
-                <w:szCs w:val="22"/>
-              </w:rPr>
-              <w:t xml:space="preserve">OS5 — </w:t>
+              <w:spacing w:before="0" w:after="60" w:line="252" w:lineRule="auto"/>
+              <w:jc w:val="both"/>
+            </w:pPr>
+            <w:r>
+              <w:rPr>
+                <w:rFonts w:ascii="Tahoma" w:hAnsi="Tahoma" w:cs="Tahoma" w:eastAsia="Arial Unicode MS"/>
+                <w:sz w:val="22"/>
+                <w:szCs w:val="22"/>
+              </w:rPr>
+              <w:t xml:space="preserve">OS2 — </w:t>
+            </w:r>
+            <w:r>
+              <w:rPr>
+                <w:rFonts w:ascii="Tahoma" w:hAnsi="Tahoma" w:cs="Tahoma" w:eastAsia="Arial Unicode MS"/>
+                <w:sz w:val="22"/>
+                <w:szCs w:val="22"/>
+              </w:rPr>
+              <w:t xml:space="preserve">Appliquer les lois de Snell-Descartes à la réflexion et à la réfraction.</w:t>
+            </w:r>
+          </w:p>
+          <w:p>
+            <w:pPr>
+              <w:spacing w:before="0" w:after="0" w:line="252" w:lineRule="auto"/>
+              <w:jc w:val="both"/>
+            </w:pPr>
+            <w:r>
+              <w:rPr>
+                <w:rFonts w:ascii="Tahoma" w:hAnsi="Tahoma" w:cs="Tahoma" w:eastAsia="Arial Unicode MS"/>
+                <w:b/>
+                <w:bCs/>
+                <w:sz w:val="22"/>
+                <w:szCs w:val="22"/>
+              </w:rPr>
+              <w:t xml:space="preserve">Résultat attendu : </w:t>
             </w:r>
             <w:r>
               <w:rPr>
@@ -4717,7 +4924,7 @@
           <w:sz w:val="24"/>
           <w:szCs w:val="24"/>
         </w:rPr>
-        <w:t xml:space="preserve"> A5.1</w:t>
+        <w:t xml:space="preserve"> A21</w:t>
       </w:r>
     </w:p>
     <w:tbl>
@@ -5432,16 +5639,40 @@
           </w:tcPr>
           <w:p>
             <w:pPr>
-              <w:spacing w:before="0" w:after="0" w:line="252" w:lineRule="auto"/>
-              <w:jc w:val="both"/>
-            </w:pPr>
-            <w:r>
-              <w:rPr>
-                <w:rFonts w:ascii="Tahoma" w:hAnsi="Tahoma" w:cs="Tahoma" w:eastAsia="Arial Unicode MS"/>
-                <w:sz w:val="22"/>
-                <w:szCs w:val="22"/>
-              </w:rPr>
-              <w:t xml:space="preserve">OS6 — </w:t>
+              <w:spacing w:before="0" w:after="60" w:line="252" w:lineRule="auto"/>
+              <w:jc w:val="both"/>
+            </w:pPr>
+            <w:r>
+              <w:rPr>
+                <w:rFonts w:ascii="Tahoma" w:hAnsi="Tahoma" w:cs="Tahoma" w:eastAsia="Arial Unicode MS"/>
+                <w:sz w:val="22"/>
+                <w:szCs w:val="22"/>
+              </w:rPr>
+              <w:t xml:space="preserve">OS2 — </w:t>
+            </w:r>
+            <w:r>
+              <w:rPr>
+                <w:rFonts w:ascii="Tahoma" w:hAnsi="Tahoma" w:cs="Tahoma" w:eastAsia="Arial Unicode MS"/>
+                <w:sz w:val="22"/>
+                <w:szCs w:val="22"/>
+              </w:rPr>
+              <w:t xml:space="preserve">Appliquer les lois de Snell-Descartes à la réflexion et à la réfraction.</w:t>
+            </w:r>
+          </w:p>
+          <w:p>
+            <w:pPr>
+              <w:spacing w:before="0" w:after="0" w:line="252" w:lineRule="auto"/>
+              <w:jc w:val="both"/>
+            </w:pPr>
+            <w:r>
+              <w:rPr>
+                <w:rFonts w:ascii="Tahoma" w:hAnsi="Tahoma" w:cs="Tahoma" w:eastAsia="Arial Unicode MS"/>
+                <w:b/>
+                <w:bCs/>
+                <w:sz w:val="22"/>
+                <w:szCs w:val="22"/>
+              </w:rPr>
+              <w:t xml:space="preserve">Résultat attendu : </w:t>
             </w:r>
             <w:r>
               <w:rPr>
@@ -5478,7 +5709,7 @@
           <w:sz w:val="24"/>
           <w:szCs w:val="24"/>
         </w:rPr>
-        <w:t xml:space="preserve"> A6.1</w:t>
+        <w:t xml:space="preserve"> A22</w:t>
       </w:r>
     </w:p>
     <w:tbl>
@@ -6091,16 +6322,40 @@
           </w:tcPr>
           <w:p>
             <w:pPr>
-              <w:spacing w:before="0" w:after="0" w:line="252" w:lineRule="auto"/>
-              <w:jc w:val="both"/>
-            </w:pPr>
-            <w:r>
-              <w:rPr>
-                <w:rFonts w:ascii="Tahoma" w:hAnsi="Tahoma" w:cs="Tahoma" w:eastAsia="Arial Unicode MS"/>
-                <w:sz w:val="22"/>
-                <w:szCs w:val="22"/>
-              </w:rPr>
-              <w:t xml:space="preserve">OS6 — </w:t>
+              <w:spacing w:before="0" w:after="60" w:line="252" w:lineRule="auto"/>
+              <w:jc w:val="both"/>
+            </w:pPr>
+            <w:r>
+              <w:rPr>
+                <w:rFonts w:ascii="Tahoma" w:hAnsi="Tahoma" w:cs="Tahoma" w:eastAsia="Arial Unicode MS"/>
+                <w:sz w:val="22"/>
+                <w:szCs w:val="22"/>
+              </w:rPr>
+              <w:t xml:space="preserve">OS2 — </w:t>
+            </w:r>
+            <w:r>
+              <w:rPr>
+                <w:rFonts w:ascii="Tahoma" w:hAnsi="Tahoma" w:cs="Tahoma" w:eastAsia="Arial Unicode MS"/>
+                <w:sz w:val="22"/>
+                <w:szCs w:val="22"/>
+              </w:rPr>
+              <w:t xml:space="preserve">Appliquer les lois de Snell-Descartes à la réflexion et à la réfraction.</w:t>
+            </w:r>
+          </w:p>
+          <w:p>
+            <w:pPr>
+              <w:spacing w:before="0" w:after="0" w:line="252" w:lineRule="auto"/>
+              <w:jc w:val="both"/>
+            </w:pPr>
+            <w:r>
+              <w:rPr>
+                <w:rFonts w:ascii="Tahoma" w:hAnsi="Tahoma" w:cs="Tahoma" w:eastAsia="Arial Unicode MS"/>
+                <w:b/>
+                <w:bCs/>
+                <w:sz w:val="22"/>
+                <w:szCs w:val="22"/>
+              </w:rPr>
+              <w:t xml:space="preserve">Résultat attendu : </w:t>
             </w:r>
             <w:r>
               <w:rPr>
@@ -6137,7 +6392,7 @@
           <w:sz w:val="24"/>
           <w:szCs w:val="24"/>
         </w:rPr>
-        <w:t xml:space="preserve"> A6.2</w:t>
+        <w:t xml:space="preserve"> A23</w:t>
       </w:r>
     </w:p>
     <w:tbl>
@@ -6728,7 +6983,7 @@
           </w:tcPr>
           <w:p>
             <w:pPr>
-              <w:spacing w:before="0" w:after="0" w:line="252" w:lineRule="auto"/>
+              <w:spacing w:before="0" w:after="60" w:line="252" w:lineRule="auto"/>
               <w:jc w:val="both"/>
             </w:pPr>
             <w:r>
@@ -6746,6 +7001,30 @@
                 <w:szCs w:val="22"/>
               </w:rPr>
               <w:t xml:space="preserve">Mobiliser l’ensemble des compétences du chapitre (objectifs spécifiques 1 à 6) et évaluer sa propre maîtrise.</w:t>
+            </w:r>
+          </w:p>
+          <w:p>
+            <w:pPr>
+              <w:spacing w:before="0" w:after="0" w:line="252" w:lineRule="auto"/>
+              <w:jc w:val="both"/>
+            </w:pPr>
+            <w:r>
+              <w:rPr>
+                <w:rFonts w:ascii="Tahoma" w:hAnsi="Tahoma" w:cs="Tahoma" w:eastAsia="Arial Unicode MS"/>
+                <w:b/>
+                <w:bCs/>
+                <w:sz w:val="22"/>
+                <w:szCs w:val="22"/>
+              </w:rPr>
+              <w:t xml:space="preserve">OS visés : </w:t>
+            </w:r>
+            <w:r>
+              <w:rPr>
+                <w:rFonts w:ascii="Tahoma" w:hAnsi="Tahoma" w:cs="Tahoma" w:eastAsia="Arial Unicode MS"/>
+                <w:sz w:val="22"/>
+                <w:szCs w:val="22"/>
+              </w:rPr>
+              <w:t xml:space="preserve">OS1, OS2</w:t>
             </w:r>
           </w:p>
         </w:tc>
@@ -6774,7 +7053,7 @@
           <w:sz w:val="24"/>
           <w:szCs w:val="24"/>
         </w:rPr>
-        <w:t xml:space="preserve"> A6.3</w:t>
+        <w:t xml:space="preserve"> B1</w:t>
       </w:r>
     </w:p>
     <w:tbl>
@@ -7422,7 +7701,7 @@
                 <w:sz w:val="20"/>
                 <w:szCs w:val="20"/>
               </w:rPr>
-              <w:t xml:space="preserve">Compétence (objectif spécifique)</w:t>
+              <w:t xml:space="preserve">Compétence (OS du syllabus)</w:t>
             </w:r>
           </w:p>
         </w:tc>
@@ -7576,7 +7855,7 @@
                 <w:sz w:val="20"/>
                 <w:szCs w:val="20"/>
               </w:rPr>
-              <w:t xml:space="preserve">Activité A1.1 ; support § 1.1</w:t>
+              <w:t xml:space="preserve">Activité A11 ; support § 1.1</w:t>
             </w:r>
           </w:p>
         </w:tc>
@@ -7601,7 +7880,7 @@
                 <w:sz w:val="20"/>
                 <w:szCs w:val="20"/>
               </w:rPr>
-              <w:t xml:space="preserve">OS2 — Nature de la lumière, indice</w:t>
+              <w:t xml:space="preserve">OS1 — Nature de la lumière, indice</w:t>
             </w:r>
           </w:p>
         </w:tc>
@@ -7661,7 +7940,7 @@
                 <w:sz w:val="20"/>
                 <w:szCs w:val="20"/>
               </w:rPr>
-              <w:t xml:space="preserve">Activité A2.1 ; support § 1.2</w:t>
+              <w:t xml:space="preserve">Activité A12 ; support § 1.2</w:t>
             </w:r>
           </w:p>
         </w:tc>
@@ -7686,7 +7965,7 @@
                 <w:sz w:val="20"/>
                 <w:szCs w:val="20"/>
               </w:rPr>
-              <w:t xml:space="preserve">OS3 — Rayons, faisceaux, propagation rectiligne</w:t>
+              <w:t xml:space="preserve">OS1 — Rayons, faisceaux, propagation rectiligne</w:t>
             </w:r>
           </w:p>
         </w:tc>
@@ -7746,7 +8025,7 @@
                 <w:sz w:val="20"/>
                 <w:szCs w:val="20"/>
               </w:rPr>
-              <w:t xml:space="preserve">Activité A3.1 ; support § 1.3</w:t>
+              <w:t xml:space="preserve">Activité A13 ; support § 1.3</w:t>
             </w:r>
           </w:p>
         </w:tc>
@@ -7771,7 +8050,7 @@
                 <w:sz w:val="20"/>
                 <w:szCs w:val="20"/>
               </w:rPr>
-              <w:t xml:space="preserve">OS4 — Chemin optique, principe de Fermat</w:t>
+              <w:t xml:space="preserve">OS1 — Chemin optique, principe de Fermat</w:t>
             </w:r>
           </w:p>
         </w:tc>
@@ -7831,7 +8110,7 @@
                 <w:sz w:val="20"/>
                 <w:szCs w:val="20"/>
               </w:rPr>
-              <w:t xml:space="preserve">Activité A4.1 ; support § 1.4</w:t>
+              <w:t xml:space="preserve">Activité A14 ; support § 1.4</w:t>
             </w:r>
           </w:p>
         </w:tc>
@@ -7856,7 +8135,7 @@
                 <w:sz w:val="20"/>
                 <w:szCs w:val="20"/>
               </w:rPr>
-              <w:t xml:space="preserve">OS5 — Lois de Snell-Descartes</w:t>
+              <w:t xml:space="preserve">OS2 — Lois de Snell-Descartes</w:t>
             </w:r>
           </w:p>
         </w:tc>
@@ -7916,7 +8195,7 @@
                 <w:sz w:val="20"/>
                 <w:szCs w:val="20"/>
               </w:rPr>
-              <w:t xml:space="preserve">Activité A5.1 ; support § 1.5</w:t>
+              <w:t xml:space="preserve">Activité A21 ; support § 1.5</w:t>
             </w:r>
           </w:p>
         </w:tc>
@@ -7941,7 +8220,7 @@
                 <w:sz w:val="20"/>
                 <w:szCs w:val="20"/>
               </w:rPr>
-              <w:t xml:space="preserve">OS6 — Réflexion totale, dispersion, fibre optique</w:t>
+              <w:t xml:space="preserve">OS2 — Réflexion totale, dispersion, fibre optique</w:t>
             </w:r>
           </w:p>
         </w:tc>
@@ -8001,7 +8280,7 @@
                 <w:sz w:val="20"/>
                 <w:szCs w:val="20"/>
               </w:rPr>
-              <w:t xml:space="preserve">Activités A6.1 et A6.2 ; support § 1.6 à 1.8</w:t>
+              <w:t xml:space="preserve">Activités A22 et A23 ; support § 1.6 à 1.8</w:t>
             </w:r>
           </w:p>
         </w:tc>
